--- a/1.Scordelis-Lo Roof_Single_Patch/Report.docx
+++ b/1.Scordelis-Lo Roof_Single_Patch/Report.docx
@@ -33,37 +33,7 @@
           <w:sz w:val="28"/>
           <w:szCs w:val="28"/>
         </w:rPr>
-        <w:t>-Lo Roof</w:t>
-      </w:r>
-      <w:r>
-        <w:rPr>
-          <w:rFonts w:ascii="Times New Roman" w:hAnsi="Times New Roman" w:cs="Times New Roman"/>
-          <w:b/>
-          <w:bCs/>
-          <w:sz w:val="28"/>
-          <w:szCs w:val="28"/>
-        </w:rPr>
-        <w:t xml:space="preserve"> Validation </w:t>
-      </w:r>
-      <w:r>
-        <w:rPr>
-          <w:rFonts w:ascii="Times New Roman" w:hAnsi="Times New Roman" w:cs="Times New Roman"/>
-          <w:b/>
-          <w:bCs/>
-          <w:sz w:val="28"/>
-          <w:szCs w:val="28"/>
-        </w:rPr>
-        <w:t xml:space="preserve">in Kratos with IGA </w:t>
-      </w:r>
-      <w:r>
-        <w:rPr>
-          <w:rFonts w:ascii="Times New Roman" w:hAnsi="Times New Roman" w:cs="Times New Roman"/>
-          <w:b/>
-          <w:bCs/>
-          <w:sz w:val="28"/>
-          <w:szCs w:val="28"/>
-        </w:rPr>
-        <w:t>element</w:t>
+        <w:t>-Lo Roof Validation in Kratos with IGA element</w:t>
       </w:r>
     </w:p>
     <w:p>
@@ -253,15 +223,7 @@
           <w:b/>
           <w:bCs/>
         </w:rPr>
-        <w:t>Model Description</w:t>
-      </w:r>
-      <w:r>
-        <w:rPr>
-          <w:rFonts w:ascii="Times New Roman" w:hAnsi="Times New Roman" w:cs="Times New Roman"/>
-          <w:b/>
-          <w:bCs/>
-        </w:rPr>
-        <w:t>:</w:t>
+        <w:t>Model Description:</w:t>
       </w:r>
     </w:p>
     <w:p>
@@ -305,8 +267,9 @@
           <w:sz w:val="20"/>
           <w:szCs w:val="20"/>
         </w:rPr>
-        <w:t xml:space="preserve">-Lo Roof </w:t>
-      </w:r>
+        <w:t xml:space="preserve">-Lo Roof - Taken from Josef M. </w:t>
+      </w:r>
+      <w:proofErr w:type="spellStart"/>
       <w:r>
         <w:rPr>
           <w:rFonts w:ascii="Times New Roman" w:hAnsi="Times New Roman" w:cs="Times New Roman"/>
@@ -315,8 +278,9 @@
           <w:sz w:val="20"/>
           <w:szCs w:val="20"/>
         </w:rPr>
-        <w:t xml:space="preserve">- Taken from </w:t>
-      </w:r>
+        <w:t>Kiendl's</w:t>
+      </w:r>
+      <w:proofErr w:type="spellEnd"/>
       <w:r>
         <w:rPr>
           <w:rFonts w:ascii="Times New Roman" w:hAnsi="Times New Roman" w:cs="Times New Roman"/>
@@ -325,39 +289,7 @@
           <w:sz w:val="20"/>
           <w:szCs w:val="20"/>
         </w:rPr>
-        <w:t xml:space="preserve">Josef M. </w:t>
-      </w:r>
-      <w:proofErr w:type="spellStart"/>
-      <w:r>
-        <w:rPr>
-          <w:rFonts w:ascii="Times New Roman" w:hAnsi="Times New Roman" w:cs="Times New Roman"/>
-          <w:b/>
-          <w:bCs/>
-          <w:sz w:val="20"/>
-          <w:szCs w:val="20"/>
-        </w:rPr>
-        <w:t>Kiendl's</w:t>
-      </w:r>
-      <w:proofErr w:type="spellEnd"/>
-      <w:r>
-        <w:rPr>
-          <w:rFonts w:ascii="Times New Roman" w:hAnsi="Times New Roman" w:cs="Times New Roman"/>
-          <w:b/>
-          <w:bCs/>
-          <w:sz w:val="20"/>
-          <w:szCs w:val="20"/>
-        </w:rPr>
-        <w:t xml:space="preserve"> </w:t>
-      </w:r>
-      <w:r>
-        <w:rPr>
-          <w:rFonts w:ascii="Times New Roman" w:hAnsi="Times New Roman" w:cs="Times New Roman"/>
-          <w:b/>
-          <w:bCs/>
-          <w:sz w:val="20"/>
-          <w:szCs w:val="20"/>
-        </w:rPr>
-        <w:t>Dissertation</w:t>
+        <w:t xml:space="preserve"> Dissertation</w:t>
       </w:r>
     </w:p>
     <w:p>
@@ -401,14 +333,28 @@
     </w:p>
     <w:p>
       <w:pPr>
-        <w:pStyle w:val="ListParagraph"/>
-        <w:ind w:left="360"/>
         <w:rPr>
           <w:rFonts w:ascii="Times New Roman" w:hAnsi="Times New Roman" w:cs="Times New Roman"/>
           <w:b/>
           <w:bCs/>
         </w:rPr>
       </w:pPr>
+      <w:r>
+        <w:rPr>
+          <w:rFonts w:ascii="Times New Roman" w:hAnsi="Times New Roman" w:cs="Times New Roman"/>
+          <w:b/>
+          <w:bCs/>
+        </w:rPr>
+        <w:t xml:space="preserve">2.1 Strong </w:t>
+      </w:r>
+      <w:r>
+        <w:rPr>
+          <w:rFonts w:ascii="Times New Roman" w:hAnsi="Times New Roman" w:cs="Times New Roman"/>
+          <w:b/>
+          <w:bCs/>
+        </w:rPr>
+        <w:t>BC</w:t>
+      </w:r>
     </w:p>
     <w:p>
       <w:pPr>
@@ -442,7 +388,7 @@
         <w:rPr>
           <w:rFonts w:ascii="Times New Roman" w:hAnsi="Times New Roman" w:cs="Times New Roman"/>
         </w:rPr>
-        <w:t xml:space="preserve">For both strong and weak BC, the convergence was achieved. </w:t>
+        <w:t xml:space="preserve">For strong BC, the convergence was achieved. </w:t>
       </w:r>
       <w:r>
         <w:rPr>
@@ -532,19 +478,7 @@
                 <w:lang w:eastAsia="en-GB"/>
                 <w14:ligatures w14:val="none"/>
               </w:rPr>
-              <w:t>Control Point R</w:t>
-            </w:r>
-            <w:r>
-              <w:rPr>
-                <w:rFonts w:ascii="Times New Roman" w:eastAsia="Times New Roman" w:hAnsi="Times New Roman" w:cs="Times New Roman"/>
-                <w:b/>
-                <w:bCs/>
-                <w:color w:val="000000"/>
-                <w:kern w:val="0"/>
-                <w:lang w:eastAsia="en-GB"/>
-                <w14:ligatures w14:val="none"/>
-              </w:rPr>
-              <w:t>efinement</w:t>
+              <w:t>Control Point Refinement</w:t>
             </w:r>
           </w:p>
         </w:tc>
@@ -577,31 +511,7 @@
                 <w:lang w:eastAsia="en-GB"/>
                 <w14:ligatures w14:val="none"/>
               </w:rPr>
-              <w:t>N</w:t>
-            </w:r>
-            <w:r>
-              <w:rPr>
-                <w:rFonts w:ascii="Times New Roman" w:eastAsia="Times New Roman" w:hAnsi="Times New Roman" w:cs="Times New Roman"/>
-                <w:b/>
-                <w:bCs/>
-                <w:color w:val="000000"/>
-                <w:kern w:val="0"/>
-                <w:lang w:eastAsia="en-GB"/>
-                <w14:ligatures w14:val="none"/>
-              </w:rPr>
-              <w:t xml:space="preserve">umber of </w:t>
-            </w:r>
-            <w:r>
-              <w:rPr>
-                <w:rFonts w:ascii="Times New Roman" w:eastAsia="Times New Roman" w:hAnsi="Times New Roman" w:cs="Times New Roman"/>
-                <w:b/>
-                <w:bCs/>
-                <w:color w:val="000000"/>
-                <w:kern w:val="0"/>
-                <w:lang w:eastAsia="en-GB"/>
-                <w14:ligatures w14:val="none"/>
-              </w:rPr>
-              <w:t>Control Points</w:t>
+              <w:t>Number of Control Points</w:t>
             </w:r>
           </w:p>
         </w:tc>
@@ -2092,6 +2002,152 @@
           <w:szCs w:val="20"/>
         </w:rPr>
         <w:t>Plot</w:t>
+      </w:r>
+    </w:p>
+    <w:p>
+      <w:pPr>
+        <w:pStyle w:val="ListParagraph"/>
+        <w:ind w:left="360"/>
+        <w:jc w:val="center"/>
+        <w:rPr>
+          <w:rFonts w:ascii="Times New Roman" w:hAnsi="Times New Roman" w:cs="Times New Roman"/>
+          <w:b/>
+          <w:bCs/>
+          <w:sz w:val="20"/>
+          <w:szCs w:val="20"/>
+        </w:rPr>
+      </w:pPr>
+    </w:p>
+    <w:p>
+      <w:pPr>
+        <w:pStyle w:val="ListParagraph"/>
+        <w:ind w:left="360"/>
+        <w:jc w:val="center"/>
+        <w:rPr>
+          <w:rFonts w:ascii="Times New Roman" w:hAnsi="Times New Roman" w:cs="Times New Roman"/>
+          <w:b/>
+          <w:bCs/>
+          <w:sz w:val="20"/>
+          <w:szCs w:val="20"/>
+        </w:rPr>
+      </w:pPr>
+    </w:p>
+    <w:p>
+      <w:pPr>
+        <w:pStyle w:val="ListParagraph"/>
+        <w:ind w:left="360"/>
+        <w:rPr>
+          <w:rFonts w:ascii="Times New Roman" w:hAnsi="Times New Roman" w:cs="Times New Roman"/>
+          <w:b/>
+          <w:bCs/>
+          <w:sz w:val="20"/>
+          <w:szCs w:val="20"/>
+        </w:rPr>
+      </w:pPr>
+    </w:p>
+    <w:p>
+      <w:pPr>
+        <w:rPr>
+          <w:rFonts w:ascii="Times New Roman" w:hAnsi="Times New Roman" w:cs="Times New Roman"/>
+          <w:b/>
+          <w:bCs/>
+        </w:rPr>
+      </w:pPr>
+      <w:r>
+        <w:rPr>
+          <w:rFonts w:ascii="Times New Roman" w:hAnsi="Times New Roman" w:cs="Times New Roman"/>
+          <w:b/>
+          <w:bCs/>
+        </w:rPr>
+        <w:t>2.</w:t>
+      </w:r>
+      <w:r>
+        <w:rPr>
+          <w:rFonts w:ascii="Times New Roman" w:hAnsi="Times New Roman" w:cs="Times New Roman"/>
+          <w:b/>
+          <w:bCs/>
+        </w:rPr>
+        <w:t>2</w:t>
+      </w:r>
+      <w:r>
+        <w:rPr>
+          <w:rFonts w:ascii="Times New Roman" w:hAnsi="Times New Roman" w:cs="Times New Roman"/>
+          <w:b/>
+          <w:bCs/>
+        </w:rPr>
+        <w:t xml:space="preserve"> </w:t>
+      </w:r>
+      <w:r>
+        <w:rPr>
+          <w:rFonts w:ascii="Times New Roman" w:hAnsi="Times New Roman" w:cs="Times New Roman"/>
+          <w:b/>
+          <w:bCs/>
+        </w:rPr>
+        <w:t>Weak</w:t>
+      </w:r>
+      <w:r>
+        <w:rPr>
+          <w:rFonts w:ascii="Times New Roman" w:hAnsi="Times New Roman" w:cs="Times New Roman"/>
+          <w:b/>
+          <w:bCs/>
+        </w:rPr>
+        <w:t xml:space="preserve"> </w:t>
+      </w:r>
+      <w:r>
+        <w:rPr>
+          <w:rFonts w:ascii="Times New Roman" w:hAnsi="Times New Roman" w:cs="Times New Roman"/>
+          <w:b/>
+          <w:bCs/>
+        </w:rPr>
+        <w:t>BC</w:t>
+      </w:r>
+    </w:p>
+    <w:p>
+      <w:pPr>
+        <w:pStyle w:val="ListParagraph"/>
+        <w:ind w:left="360"/>
+        <w:jc w:val="both"/>
+        <w:rPr>
+          <w:rFonts w:ascii="Times New Roman" w:hAnsi="Times New Roman" w:cs="Times New Roman"/>
+        </w:rPr>
+      </w:pPr>
+      <w:r>
+        <w:rPr>
+          <w:rFonts w:ascii="Times New Roman" w:hAnsi="Times New Roman" w:cs="Times New Roman"/>
+        </w:rPr>
+        <w:t xml:space="preserve">In weak BC, there might be an inbuilt error with Kratos; the converged z-displacement value was -0.153. This shall be because, when a weak BC with a penalty is used, all directions of DOF get constrained irrespective of the inputs given in the </w:t>
+      </w:r>
+      <w:proofErr w:type="spellStart"/>
+      <w:r>
+        <w:rPr>
+          <w:rFonts w:ascii="Times New Roman" w:hAnsi="Times New Roman" w:cs="Times New Roman"/>
+        </w:rPr>
+        <w:t>Projectparameters.json</w:t>
+      </w:r>
+      <w:proofErr w:type="spellEnd"/>
+      <w:r>
+        <w:rPr>
+          <w:rFonts w:ascii="Times New Roman" w:hAnsi="Times New Roman" w:cs="Times New Roman"/>
+        </w:rPr>
+        <w:t xml:space="preserve"> file. This shall be checked by altering the support conditions for the displacement constraint in the project parameters file, and there won't be any change in the converged z-displacement. Also, when we constrain model 2.1 in all three directions, the z-displacement obtained is -0.153, which is the same as the weak BC. </w:t>
+      </w:r>
+      <w:r>
+        <w:rPr>
+          <w:rFonts w:ascii="Times New Roman" w:hAnsi="Times New Roman" w:cs="Times New Roman"/>
+        </w:rPr>
+        <w:t xml:space="preserve">Hence </w:t>
+      </w:r>
+      <w:r>
+        <w:rPr>
+          <w:rFonts w:ascii="Times New Roman" w:hAnsi="Times New Roman" w:cs="Times New Roman"/>
+        </w:rPr>
+        <w:t>there might be an inbuilt error with Kratos</w:t>
+      </w:r>
+      <w:r>
+        <w:rPr>
+          <w:rFonts w:ascii="Times New Roman" w:hAnsi="Times New Roman" w:cs="Times New Roman"/>
+        </w:rPr>
+        <w:t xml:space="preserve">. </w:t>
       </w:r>
     </w:p>
     <w:sectPr>
@@ -2806,6 +2862,7 @@
   <w:style w:type="character" w:default="1" w:styleId="DefaultParagraphFont">
     <w:name w:val="Default Paragraph Font"/>
     <w:uiPriority w:val="1"/>
+    <w:semiHidden/>
     <w:unhideWhenUsed/>
   </w:style>
   <w:style w:type="table" w:default="1" w:styleId="TableNormal">
